--- a/edge_app/ANAMNESE_OCUPACIONAL_TEMPLATE.docx
+++ b/edge_app/ANAMNESE_OCUPACIONAL_TEMPLATE.docx
@@ -139,16 +139,27 @@
                 <w:sz w:val="18"/>
                 <w:szCs w:val="18"/>
               </w:rPr>
-              <w:t>{{EMPRESA}}</w:t>
-            </w:r>
-            <w:r>
-              <w:rPr>
-                <w:b/>
+              <w:t>{{EMPRESA</w:t>
+            </w:r>
+            <w:proofErr w:type="gramStart"/>
+            <w:r>
+              <w:rPr>
+                <w:b/>
+                <w:bCs/>
                 <w:sz w:val="18"/>
                 <w:szCs w:val="18"/>
               </w:rPr>
+              <w:t>}}</w:t>
+            </w:r>
+            <w:r>
+              <w:rPr>
+                <w:b/>
+                <w:sz w:val="18"/>
+                <w:szCs w:val="18"/>
+              </w:rPr>
               <w:t>   </w:t>
             </w:r>
+            <w:proofErr w:type="gramEnd"/>
           </w:p>
         </w:tc>
         <w:tc>
@@ -524,7 +535,55 @@
                 <w:b/>
                 <w:szCs w:val="20"/>
               </w:rPr>
-              <w:t>Tem dores de cabeça frequentes?</w:t>
+              <w:t xml:space="preserve">Tem </w:t>
+            </w:r>
+            <w:proofErr w:type="spellStart"/>
+            <w:r>
+              <w:rPr>
+                <w:b/>
+                <w:szCs w:val="20"/>
+              </w:rPr>
+              <w:t>dores</w:t>
+            </w:r>
+            <w:proofErr w:type="spellEnd"/>
+            <w:r>
+              <w:rPr>
+                <w:b/>
+                <w:szCs w:val="20"/>
+              </w:rPr>
+              <w:t xml:space="preserve"> de </w:t>
+            </w:r>
+            <w:proofErr w:type="spellStart"/>
+            <w:r>
+              <w:rPr>
+                <w:b/>
+                <w:szCs w:val="20"/>
+              </w:rPr>
+              <w:t>cabeça</w:t>
+            </w:r>
+            <w:proofErr w:type="spellEnd"/>
+            <w:r>
+              <w:rPr>
+                <w:b/>
+                <w:szCs w:val="20"/>
+              </w:rPr>
+              <w:t xml:space="preserve"> </w:t>
+            </w:r>
+            <w:proofErr w:type="spellStart"/>
+            <w:r>
+              <w:rPr>
+                <w:b/>
+                <w:szCs w:val="20"/>
+              </w:rPr>
+              <w:t>frequentes</w:t>
+            </w:r>
+            <w:proofErr w:type="spellEnd"/>
+            <w:r>
+              <w:rPr>
+                <w:b/>
+                <w:szCs w:val="20"/>
+              </w:rPr>
+              <w:t>?</w:t>
             </w:r>
           </w:p>
         </w:tc>
@@ -629,7 +688,39 @@
                 <w:b/>
                 <w:szCs w:val="20"/>
               </w:rPr>
-              <w:t>Tem falta de apetite?</w:t>
+              <w:t xml:space="preserve">Tem </w:t>
+            </w:r>
+            <w:proofErr w:type="spellStart"/>
+            <w:r>
+              <w:rPr>
+                <w:b/>
+                <w:szCs w:val="20"/>
+              </w:rPr>
+              <w:t>falta</w:t>
+            </w:r>
+            <w:proofErr w:type="spellEnd"/>
+            <w:r>
+              <w:rPr>
+                <w:b/>
+                <w:szCs w:val="20"/>
+              </w:rPr>
+              <w:t xml:space="preserve"> de </w:t>
+            </w:r>
+            <w:proofErr w:type="spellStart"/>
+            <w:r>
+              <w:rPr>
+                <w:b/>
+                <w:szCs w:val="20"/>
+              </w:rPr>
+              <w:t>apetite</w:t>
+            </w:r>
+            <w:proofErr w:type="spellEnd"/>
+            <w:r>
+              <w:rPr>
+                <w:b/>
+                <w:szCs w:val="20"/>
+              </w:rPr>
+              <w:t>?</w:t>
             </w:r>
           </w:p>
         </w:tc>
@@ -729,12 +820,21 @@
                 <w:szCs w:val="20"/>
               </w:rPr>
             </w:pPr>
-            <w:r>
-              <w:rPr>
-                <w:b/>
-                <w:szCs w:val="20"/>
-              </w:rPr>
-              <w:t>Dorme mal?</w:t>
+            <w:proofErr w:type="spellStart"/>
+            <w:r>
+              <w:rPr>
+                <w:b/>
+                <w:szCs w:val="20"/>
+              </w:rPr>
+              <w:t>Dorme</w:t>
+            </w:r>
+            <w:proofErr w:type="spellEnd"/>
+            <w:r>
+              <w:rPr>
+                <w:b/>
+                <w:szCs w:val="20"/>
+              </w:rPr>
+              <w:t xml:space="preserve"> mal?</w:t>
             </w:r>
           </w:p>
         </w:tc>
@@ -834,12 +934,37 @@
                 <w:szCs w:val="20"/>
               </w:rPr>
             </w:pPr>
-            <w:r>
-              <w:rPr>
-                <w:b/>
-                <w:szCs w:val="20"/>
-              </w:rPr>
-              <w:t>Assusta-se com facilidade?</w:t>
+            <w:proofErr w:type="spellStart"/>
+            <w:r>
+              <w:rPr>
+                <w:b/>
+                <w:szCs w:val="20"/>
+              </w:rPr>
+              <w:t>Assusta</w:t>
+            </w:r>
+            <w:proofErr w:type="spellEnd"/>
+            <w:r>
+              <w:rPr>
+                <w:b/>
+                <w:szCs w:val="20"/>
+              </w:rPr>
+              <w:t xml:space="preserve">-se com </w:t>
+            </w:r>
+            <w:proofErr w:type="spellStart"/>
+            <w:r>
+              <w:rPr>
+                <w:b/>
+                <w:szCs w:val="20"/>
+              </w:rPr>
+              <w:t>facilidade</w:t>
+            </w:r>
+            <w:proofErr w:type="spellEnd"/>
+            <w:r>
+              <w:rPr>
+                <w:b/>
+                <w:szCs w:val="20"/>
+              </w:rPr>
+              <w:t>?</w:t>
             </w:r>
           </w:p>
         </w:tc>
@@ -944,7 +1069,55 @@
                 <w:b/>
                 <w:szCs w:val="20"/>
               </w:rPr>
-              <w:t>Tem tremores nas mãos?</w:t>
+              <w:t xml:space="preserve">Tem </w:t>
+            </w:r>
+            <w:proofErr w:type="spellStart"/>
+            <w:r>
+              <w:rPr>
+                <w:b/>
+                <w:szCs w:val="20"/>
+              </w:rPr>
+              <w:t>tremores</w:t>
+            </w:r>
+            <w:proofErr w:type="spellEnd"/>
+            <w:r>
+              <w:rPr>
+                <w:b/>
+                <w:szCs w:val="20"/>
+              </w:rPr>
+              <w:t xml:space="preserve"> </w:t>
+            </w:r>
+            <w:proofErr w:type="spellStart"/>
+            <w:r>
+              <w:rPr>
+                <w:b/>
+                <w:szCs w:val="20"/>
+              </w:rPr>
+              <w:t>nas</w:t>
+            </w:r>
+            <w:proofErr w:type="spellEnd"/>
+            <w:r>
+              <w:rPr>
+                <w:b/>
+                <w:szCs w:val="20"/>
+              </w:rPr>
+              <w:t xml:space="preserve"> </w:t>
+            </w:r>
+            <w:proofErr w:type="spellStart"/>
+            <w:r>
+              <w:rPr>
+                <w:b/>
+                <w:szCs w:val="20"/>
+              </w:rPr>
+              <w:t>mãos</w:t>
+            </w:r>
+            <w:proofErr w:type="spellEnd"/>
+            <w:r>
+              <w:rPr>
+                <w:b/>
+                <w:szCs w:val="20"/>
+              </w:rPr>
+              <w:t>?</w:t>
             </w:r>
           </w:p>
         </w:tc>
@@ -1049,7 +1222,55 @@
                 <w:b/>
                 <w:szCs w:val="20"/>
               </w:rPr>
-              <w:t>Sente-se nervoso(a), tenso(a) ou preocupado(a)?</w:t>
+              <w:t xml:space="preserve">Sente-se </w:t>
+            </w:r>
+            <w:proofErr w:type="spellStart"/>
+            <w:r>
+              <w:rPr>
+                <w:b/>
+                <w:szCs w:val="20"/>
+              </w:rPr>
+              <w:t>nervoso</w:t>
+            </w:r>
+            <w:proofErr w:type="spellEnd"/>
+            <w:r>
+              <w:rPr>
+                <w:b/>
+                <w:szCs w:val="20"/>
+              </w:rPr>
+              <w:t xml:space="preserve">(a), tenso(a) </w:t>
+            </w:r>
+            <w:proofErr w:type="spellStart"/>
+            <w:r>
+              <w:rPr>
+                <w:b/>
+                <w:szCs w:val="20"/>
+              </w:rPr>
+              <w:t>ou</w:t>
+            </w:r>
+            <w:proofErr w:type="spellEnd"/>
+            <w:r>
+              <w:rPr>
+                <w:b/>
+                <w:szCs w:val="20"/>
+              </w:rPr>
+              <w:t xml:space="preserve"> </w:t>
+            </w:r>
+            <w:proofErr w:type="spellStart"/>
+            <w:r>
+              <w:rPr>
+                <w:b/>
+                <w:szCs w:val="20"/>
+              </w:rPr>
+              <w:t>preocupado</w:t>
+            </w:r>
+            <w:proofErr w:type="spellEnd"/>
+            <w:r>
+              <w:rPr>
+                <w:b/>
+                <w:szCs w:val="20"/>
+              </w:rPr>
+              <w:t>(a)?</w:t>
             </w:r>
           </w:p>
         </w:tc>
@@ -1154,7 +1375,39 @@
                 <w:b/>
                 <w:szCs w:val="20"/>
               </w:rPr>
-              <w:t>Tem má digestão?</w:t>
+              <w:t xml:space="preserve">Tem </w:t>
+            </w:r>
+            <w:proofErr w:type="spellStart"/>
+            <w:r>
+              <w:rPr>
+                <w:b/>
+                <w:szCs w:val="20"/>
+              </w:rPr>
+              <w:t>má</w:t>
+            </w:r>
+            <w:proofErr w:type="spellEnd"/>
+            <w:r>
+              <w:rPr>
+                <w:b/>
+                <w:szCs w:val="20"/>
+              </w:rPr>
+              <w:t xml:space="preserve"> </w:t>
+            </w:r>
+            <w:proofErr w:type="spellStart"/>
+            <w:r>
+              <w:rPr>
+                <w:b/>
+                <w:szCs w:val="20"/>
+              </w:rPr>
+              <w:t>digestão</w:t>
+            </w:r>
+            <w:proofErr w:type="spellEnd"/>
+            <w:r>
+              <w:rPr>
+                <w:b/>
+                <w:szCs w:val="20"/>
+              </w:rPr>
+              <w:t>?</w:t>
             </w:r>
           </w:p>
         </w:tc>
@@ -1259,7 +1512,55 @@
                 <w:b/>
                 <w:szCs w:val="20"/>
               </w:rPr>
-              <w:t>Tem dificuldade de pensar com clareza?</w:t>
+              <w:t xml:space="preserve">Tem </w:t>
+            </w:r>
+            <w:proofErr w:type="spellStart"/>
+            <w:r>
+              <w:rPr>
+                <w:b/>
+                <w:szCs w:val="20"/>
+              </w:rPr>
+              <w:t>dificuldade</w:t>
+            </w:r>
+            <w:proofErr w:type="spellEnd"/>
+            <w:r>
+              <w:rPr>
+                <w:b/>
+                <w:szCs w:val="20"/>
+              </w:rPr>
+              <w:t xml:space="preserve"> de </w:t>
+            </w:r>
+            <w:proofErr w:type="spellStart"/>
+            <w:r>
+              <w:rPr>
+                <w:b/>
+                <w:szCs w:val="20"/>
+              </w:rPr>
+              <w:t>pensar</w:t>
+            </w:r>
+            <w:proofErr w:type="spellEnd"/>
+            <w:r>
+              <w:rPr>
+                <w:b/>
+                <w:szCs w:val="20"/>
+              </w:rPr>
+              <w:t xml:space="preserve"> com </w:t>
+            </w:r>
+            <w:proofErr w:type="spellStart"/>
+            <w:r>
+              <w:rPr>
+                <w:b/>
+                <w:szCs w:val="20"/>
+              </w:rPr>
+              <w:t>clareza</w:t>
+            </w:r>
+            <w:proofErr w:type="spellEnd"/>
+            <w:r>
+              <w:rPr>
+                <w:b/>
+                <w:szCs w:val="20"/>
+              </w:rPr>
+              <w:t>?</w:t>
             </w:r>
           </w:p>
         </w:tc>
@@ -1364,7 +1665,39 @@
                 <w:b/>
                 <w:szCs w:val="20"/>
               </w:rPr>
-              <w:t>Tem se sentido triste ultimamente?</w:t>
+              <w:t xml:space="preserve">Tem se </w:t>
+            </w:r>
+            <w:proofErr w:type="spellStart"/>
+            <w:r>
+              <w:rPr>
+                <w:b/>
+                <w:szCs w:val="20"/>
+              </w:rPr>
+              <w:t>sentido</w:t>
+            </w:r>
+            <w:proofErr w:type="spellEnd"/>
+            <w:r>
+              <w:rPr>
+                <w:b/>
+                <w:szCs w:val="20"/>
+              </w:rPr>
+              <w:t xml:space="preserve"> triste </w:t>
+            </w:r>
+            <w:proofErr w:type="spellStart"/>
+            <w:r>
+              <w:rPr>
+                <w:b/>
+                <w:szCs w:val="20"/>
+              </w:rPr>
+              <w:t>ultimamente</w:t>
+            </w:r>
+            <w:proofErr w:type="spellEnd"/>
+            <w:r>
+              <w:rPr>
+                <w:b/>
+                <w:szCs w:val="20"/>
+              </w:rPr>
+              <w:t>?</w:t>
             </w:r>
           </w:p>
         </w:tc>
@@ -1469,7 +1802,55 @@
                 <w:b/>
                 <w:szCs w:val="20"/>
               </w:rPr>
-              <w:t>Tem chorado mais do que de costume?</w:t>
+              <w:t xml:space="preserve">Tem </w:t>
+            </w:r>
+            <w:proofErr w:type="spellStart"/>
+            <w:r>
+              <w:rPr>
+                <w:b/>
+                <w:szCs w:val="20"/>
+              </w:rPr>
+              <w:t>chorado</w:t>
+            </w:r>
+            <w:proofErr w:type="spellEnd"/>
+            <w:r>
+              <w:rPr>
+                <w:b/>
+                <w:szCs w:val="20"/>
+              </w:rPr>
+              <w:t xml:space="preserve"> </w:t>
+            </w:r>
+            <w:proofErr w:type="spellStart"/>
+            <w:r>
+              <w:rPr>
+                <w:b/>
+                <w:szCs w:val="20"/>
+              </w:rPr>
+              <w:t>mais</w:t>
+            </w:r>
+            <w:proofErr w:type="spellEnd"/>
+            <w:r>
+              <w:rPr>
+                <w:b/>
+                <w:szCs w:val="20"/>
+              </w:rPr>
+              <w:t xml:space="preserve"> do </w:t>
+            </w:r>
+            <w:proofErr w:type="spellStart"/>
+            <w:r>
+              <w:rPr>
+                <w:b/>
+                <w:szCs w:val="20"/>
+              </w:rPr>
+              <w:t>que</w:t>
+            </w:r>
+            <w:proofErr w:type="spellEnd"/>
+            <w:r>
+              <w:rPr>
+                <w:b/>
+                <w:szCs w:val="20"/>
+              </w:rPr>
+              <w:t xml:space="preserve"> de costume?</w:t>
             </w:r>
           </w:p>
         </w:tc>
@@ -1569,12 +1950,117 @@
                 <w:szCs w:val="20"/>
               </w:rPr>
             </w:pPr>
-            <w:r>
-              <w:rPr>
-                <w:b/>
-                <w:szCs w:val="20"/>
-              </w:rPr>
-              <w:t>Encontra dificuldades para realizar com satisfação suas atividades diárias?</w:t>
+            <w:proofErr w:type="spellStart"/>
+            <w:r>
+              <w:rPr>
+                <w:b/>
+                <w:szCs w:val="20"/>
+              </w:rPr>
+              <w:t>Encontra</w:t>
+            </w:r>
+            <w:proofErr w:type="spellEnd"/>
+            <w:r>
+              <w:rPr>
+                <w:b/>
+                <w:szCs w:val="20"/>
+              </w:rPr>
+              <w:t xml:space="preserve"> </w:t>
+            </w:r>
+            <w:proofErr w:type="spellStart"/>
+            <w:r>
+              <w:rPr>
+                <w:b/>
+                <w:szCs w:val="20"/>
+              </w:rPr>
+              <w:t>dificuldades</w:t>
+            </w:r>
+            <w:proofErr w:type="spellEnd"/>
+            <w:r>
+              <w:rPr>
+                <w:b/>
+                <w:szCs w:val="20"/>
+              </w:rPr>
+              <w:t xml:space="preserve"> para </w:t>
+            </w:r>
+            <w:proofErr w:type="spellStart"/>
+            <w:r>
+              <w:rPr>
+                <w:b/>
+                <w:szCs w:val="20"/>
+              </w:rPr>
+              <w:t>realizar</w:t>
+            </w:r>
+            <w:proofErr w:type="spellEnd"/>
+            <w:r>
+              <w:rPr>
+                <w:b/>
+                <w:szCs w:val="20"/>
+              </w:rPr>
+              <w:t xml:space="preserve"> com </w:t>
+            </w:r>
+            <w:proofErr w:type="spellStart"/>
+            <w:r>
+              <w:rPr>
+                <w:b/>
+                <w:szCs w:val="20"/>
+              </w:rPr>
+              <w:t>satisfação</w:t>
+            </w:r>
+            <w:proofErr w:type="spellEnd"/>
+            <w:r>
+              <w:rPr>
+                <w:b/>
+                <w:szCs w:val="20"/>
+              </w:rPr>
+              <w:t xml:space="preserve"> </w:t>
+            </w:r>
+            <w:proofErr w:type="spellStart"/>
+            <w:r>
+              <w:rPr>
+                <w:b/>
+                <w:szCs w:val="20"/>
+              </w:rPr>
+              <w:t>suas</w:t>
+            </w:r>
+            <w:proofErr w:type="spellEnd"/>
+            <w:r>
+              <w:rPr>
+                <w:b/>
+                <w:szCs w:val="20"/>
+              </w:rPr>
+              <w:t xml:space="preserve"> </w:t>
+            </w:r>
+            <w:proofErr w:type="spellStart"/>
+            <w:r>
+              <w:rPr>
+                <w:b/>
+                <w:szCs w:val="20"/>
+              </w:rPr>
+              <w:t>atividades</w:t>
+            </w:r>
+            <w:proofErr w:type="spellEnd"/>
+            <w:r>
+              <w:rPr>
+                <w:b/>
+                <w:szCs w:val="20"/>
+              </w:rPr>
+              <w:t xml:space="preserve"> </w:t>
+            </w:r>
+            <w:proofErr w:type="spellStart"/>
+            <w:r>
+              <w:rPr>
+                <w:b/>
+                <w:szCs w:val="20"/>
+              </w:rPr>
+              <w:t>diárias</w:t>
+            </w:r>
+            <w:proofErr w:type="spellEnd"/>
+            <w:r>
+              <w:rPr>
+                <w:b/>
+                <w:szCs w:val="20"/>
+              </w:rPr>
+              <w:t>?</w:t>
             </w:r>
           </w:p>
         </w:tc>
@@ -1679,7 +2165,55 @@
                 <w:b/>
                 <w:szCs w:val="20"/>
               </w:rPr>
-              <w:t>Tem dificuldades para tomar decisões?</w:t>
+              <w:t xml:space="preserve">Tem </w:t>
+            </w:r>
+            <w:proofErr w:type="spellStart"/>
+            <w:r>
+              <w:rPr>
+                <w:b/>
+                <w:szCs w:val="20"/>
+              </w:rPr>
+              <w:t>dificuldades</w:t>
+            </w:r>
+            <w:proofErr w:type="spellEnd"/>
+            <w:r>
+              <w:rPr>
+                <w:b/>
+                <w:szCs w:val="20"/>
+              </w:rPr>
+              <w:t xml:space="preserve"> para </w:t>
+            </w:r>
+            <w:proofErr w:type="spellStart"/>
+            <w:r>
+              <w:rPr>
+                <w:b/>
+                <w:szCs w:val="20"/>
+              </w:rPr>
+              <w:t>tomar</w:t>
+            </w:r>
+            <w:proofErr w:type="spellEnd"/>
+            <w:r>
+              <w:rPr>
+                <w:b/>
+                <w:szCs w:val="20"/>
+              </w:rPr>
+              <w:t xml:space="preserve"> </w:t>
+            </w:r>
+            <w:proofErr w:type="spellStart"/>
+            <w:r>
+              <w:rPr>
+                <w:b/>
+                <w:szCs w:val="20"/>
+              </w:rPr>
+              <w:t>decisões</w:t>
+            </w:r>
+            <w:proofErr w:type="spellEnd"/>
+            <w:r>
+              <w:rPr>
+                <w:b/>
+                <w:szCs w:val="20"/>
+              </w:rPr>
+              <w:t>?</w:t>
             </w:r>
           </w:p>
         </w:tc>
@@ -1784,7 +2318,119 @@
                 <w:b/>
                 <w:szCs w:val="20"/>
               </w:rPr>
-              <w:t>Tem dificuldades no serviço (seu trabalho é penoso, causa-lhe sofrimento)?</w:t>
+              <w:t xml:space="preserve">Tem </w:t>
+            </w:r>
+            <w:proofErr w:type="spellStart"/>
+            <w:r>
+              <w:rPr>
+                <w:b/>
+                <w:szCs w:val="20"/>
+              </w:rPr>
+              <w:t>dificuldades</w:t>
+            </w:r>
+            <w:proofErr w:type="spellEnd"/>
+            <w:r>
+              <w:rPr>
+                <w:b/>
+                <w:szCs w:val="20"/>
+              </w:rPr>
+              <w:t xml:space="preserve"> no </w:t>
+            </w:r>
+            <w:proofErr w:type="spellStart"/>
+            <w:r>
+              <w:rPr>
+                <w:b/>
+                <w:szCs w:val="20"/>
+              </w:rPr>
+              <w:t>serviço</w:t>
+            </w:r>
+            <w:proofErr w:type="spellEnd"/>
+            <w:r>
+              <w:rPr>
+                <w:b/>
+                <w:szCs w:val="20"/>
+              </w:rPr>
+              <w:t xml:space="preserve"> (</w:t>
+            </w:r>
+            <w:proofErr w:type="spellStart"/>
+            <w:r>
+              <w:rPr>
+                <w:b/>
+                <w:szCs w:val="20"/>
+              </w:rPr>
+              <w:t>seu</w:t>
+            </w:r>
+            <w:proofErr w:type="spellEnd"/>
+            <w:r>
+              <w:rPr>
+                <w:b/>
+                <w:szCs w:val="20"/>
+              </w:rPr>
+              <w:t xml:space="preserve"> </w:t>
+            </w:r>
+            <w:proofErr w:type="spellStart"/>
+            <w:r>
+              <w:rPr>
+                <w:b/>
+                <w:szCs w:val="20"/>
+              </w:rPr>
+              <w:t>trabalho</w:t>
+            </w:r>
+            <w:proofErr w:type="spellEnd"/>
+            <w:r>
+              <w:rPr>
+                <w:b/>
+                <w:szCs w:val="20"/>
+              </w:rPr>
+              <w:t xml:space="preserve"> é </w:t>
+            </w:r>
+            <w:proofErr w:type="spellStart"/>
+            <w:r>
+              <w:rPr>
+                <w:b/>
+                <w:szCs w:val="20"/>
+              </w:rPr>
+              <w:t>penoso</w:t>
+            </w:r>
+            <w:proofErr w:type="spellEnd"/>
+            <w:r>
+              <w:rPr>
+                <w:b/>
+                <w:szCs w:val="20"/>
+              </w:rPr>
+              <w:t>, causa-</w:t>
+            </w:r>
+            <w:proofErr w:type="spellStart"/>
+            <w:r>
+              <w:rPr>
+                <w:b/>
+                <w:szCs w:val="20"/>
+              </w:rPr>
+              <w:t>lhe</w:t>
+            </w:r>
+            <w:proofErr w:type="spellEnd"/>
+            <w:r>
+              <w:rPr>
+                <w:b/>
+                <w:szCs w:val="20"/>
+              </w:rPr>
+              <w:t xml:space="preserve"> </w:t>
+            </w:r>
+            <w:proofErr w:type="spellStart"/>
+            <w:r>
+              <w:rPr>
+                <w:b/>
+                <w:szCs w:val="20"/>
+              </w:rPr>
+              <w:t>sofrimento</w:t>
+            </w:r>
+            <w:proofErr w:type="spellEnd"/>
+            <w:r>
+              <w:rPr>
+                <w:b/>
+                <w:szCs w:val="20"/>
+              </w:rPr>
+              <w:t>)?</w:t>
             </w:r>
           </w:p>
         </w:tc>
@@ -1889,7 +2535,119 @@
                 <w:b/>
                 <w:szCs w:val="20"/>
               </w:rPr>
-              <w:t>É incapaz de desempenhar um papel útil em sua vida?</w:t>
+              <w:t xml:space="preserve">É </w:t>
+            </w:r>
+            <w:proofErr w:type="spellStart"/>
+            <w:r>
+              <w:rPr>
+                <w:b/>
+                <w:szCs w:val="20"/>
+              </w:rPr>
+              <w:t>incapaz</w:t>
+            </w:r>
+            <w:proofErr w:type="spellEnd"/>
+            <w:r>
+              <w:rPr>
+                <w:b/>
+                <w:szCs w:val="20"/>
+              </w:rPr>
+              <w:t xml:space="preserve"> de </w:t>
+            </w:r>
+            <w:proofErr w:type="spellStart"/>
+            <w:r>
+              <w:rPr>
+                <w:b/>
+                <w:szCs w:val="20"/>
+              </w:rPr>
+              <w:t>desempenhar</w:t>
+            </w:r>
+            <w:proofErr w:type="spellEnd"/>
+            <w:r>
+              <w:rPr>
+                <w:b/>
+                <w:szCs w:val="20"/>
+              </w:rPr>
+              <w:t xml:space="preserve"> um </w:t>
+            </w:r>
+            <w:proofErr w:type="spellStart"/>
+            <w:r>
+              <w:rPr>
+                <w:b/>
+                <w:szCs w:val="20"/>
+              </w:rPr>
+              <w:t>papel</w:t>
+            </w:r>
+            <w:proofErr w:type="spellEnd"/>
+            <w:r>
+              <w:rPr>
+                <w:b/>
+                <w:szCs w:val="20"/>
+              </w:rPr>
+              <w:t xml:space="preserve"> </w:t>
+            </w:r>
+            <w:proofErr w:type="spellStart"/>
+            <w:r>
+              <w:rPr>
+                <w:b/>
+                <w:szCs w:val="20"/>
+              </w:rPr>
+              <w:t>útil</w:t>
+            </w:r>
+            <w:proofErr w:type="spellEnd"/>
+            <w:r>
+              <w:rPr>
+                <w:b/>
+                <w:szCs w:val="20"/>
+              </w:rPr>
+              <w:t xml:space="preserve"> </w:t>
+            </w:r>
+            <w:proofErr w:type="spellStart"/>
+            <w:r>
+              <w:rPr>
+                <w:b/>
+                <w:szCs w:val="20"/>
+              </w:rPr>
+              <w:t>em</w:t>
+            </w:r>
+            <w:proofErr w:type="spellEnd"/>
+            <w:r>
+              <w:rPr>
+                <w:b/>
+                <w:szCs w:val="20"/>
+              </w:rPr>
+              <w:t xml:space="preserve"> </w:t>
+            </w:r>
+            <w:proofErr w:type="spellStart"/>
+            <w:r>
+              <w:rPr>
+                <w:b/>
+                <w:szCs w:val="20"/>
+              </w:rPr>
+              <w:t>sua</w:t>
+            </w:r>
+            <w:proofErr w:type="spellEnd"/>
+            <w:r>
+              <w:rPr>
+                <w:b/>
+                <w:szCs w:val="20"/>
+              </w:rPr>
+              <w:t xml:space="preserve"> </w:t>
+            </w:r>
+            <w:proofErr w:type="spellStart"/>
+            <w:r>
+              <w:rPr>
+                <w:b/>
+                <w:szCs w:val="20"/>
+              </w:rPr>
+              <w:t>vida</w:t>
+            </w:r>
+            <w:proofErr w:type="spellEnd"/>
+            <w:r>
+              <w:rPr>
+                <w:b/>
+                <w:szCs w:val="20"/>
+              </w:rPr>
+              <w:t>?</w:t>
             </w:r>
           </w:p>
         </w:tc>
@@ -1994,7 +2752,55 @@
                 <w:b/>
                 <w:szCs w:val="20"/>
               </w:rPr>
-              <w:t>Tem perdido o interesse pelas coisas?</w:t>
+              <w:t xml:space="preserve">Tem </w:t>
+            </w:r>
+            <w:proofErr w:type="spellStart"/>
+            <w:r>
+              <w:rPr>
+                <w:b/>
+                <w:szCs w:val="20"/>
+              </w:rPr>
+              <w:t>perdido</w:t>
+            </w:r>
+            <w:proofErr w:type="spellEnd"/>
+            <w:r>
+              <w:rPr>
+                <w:b/>
+                <w:szCs w:val="20"/>
+              </w:rPr>
+              <w:t xml:space="preserve"> o interesse </w:t>
+            </w:r>
+            <w:proofErr w:type="spellStart"/>
+            <w:r>
+              <w:rPr>
+                <w:b/>
+                <w:szCs w:val="20"/>
+              </w:rPr>
+              <w:t>pelas</w:t>
+            </w:r>
+            <w:proofErr w:type="spellEnd"/>
+            <w:r>
+              <w:rPr>
+                <w:b/>
+                <w:szCs w:val="20"/>
+              </w:rPr>
+              <w:t xml:space="preserve"> </w:t>
+            </w:r>
+            <w:proofErr w:type="spellStart"/>
+            <w:r>
+              <w:rPr>
+                <w:b/>
+                <w:szCs w:val="20"/>
+              </w:rPr>
+              <w:t>coisas</w:t>
+            </w:r>
+            <w:proofErr w:type="spellEnd"/>
+            <w:r>
+              <w:rPr>
+                <w:b/>
+                <w:szCs w:val="20"/>
+              </w:rPr>
+              <w:t>?</w:t>
             </w:r>
           </w:p>
         </w:tc>
@@ -2099,7 +2905,87 @@
                 <w:b/>
                 <w:szCs w:val="20"/>
               </w:rPr>
-              <w:t>Sente-se uma pessoa inútil, sem préstimo?</w:t>
+              <w:t xml:space="preserve">Sente-se </w:t>
+            </w:r>
+            <w:proofErr w:type="spellStart"/>
+            <w:r>
+              <w:rPr>
+                <w:b/>
+                <w:szCs w:val="20"/>
+              </w:rPr>
+              <w:t>uma</w:t>
+            </w:r>
+            <w:proofErr w:type="spellEnd"/>
+            <w:r>
+              <w:rPr>
+                <w:b/>
+                <w:szCs w:val="20"/>
+              </w:rPr>
+              <w:t xml:space="preserve"> </w:t>
+            </w:r>
+            <w:proofErr w:type="spellStart"/>
+            <w:r>
+              <w:rPr>
+                <w:b/>
+                <w:szCs w:val="20"/>
+              </w:rPr>
+              <w:t>pessoa</w:t>
+            </w:r>
+            <w:proofErr w:type="spellEnd"/>
+            <w:r>
+              <w:rPr>
+                <w:b/>
+                <w:szCs w:val="20"/>
+              </w:rPr>
+              <w:t xml:space="preserve"> </w:t>
+            </w:r>
+            <w:proofErr w:type="spellStart"/>
+            <w:r>
+              <w:rPr>
+                <w:b/>
+                <w:szCs w:val="20"/>
+              </w:rPr>
+              <w:t>inútil</w:t>
+            </w:r>
+            <w:proofErr w:type="spellEnd"/>
+            <w:r>
+              <w:rPr>
+                <w:b/>
+                <w:szCs w:val="20"/>
+              </w:rPr>
+              <w:t xml:space="preserve">, </w:t>
+            </w:r>
+            <w:proofErr w:type="spellStart"/>
+            <w:r>
+              <w:rPr>
+                <w:b/>
+                <w:szCs w:val="20"/>
+              </w:rPr>
+              <w:t>sem</w:t>
+            </w:r>
+            <w:proofErr w:type="spellEnd"/>
+            <w:r>
+              <w:rPr>
+                <w:b/>
+                <w:szCs w:val="20"/>
+              </w:rPr>
+              <w:t xml:space="preserve"> </w:t>
+            </w:r>
+            <w:proofErr w:type="spellStart"/>
+            <w:r>
+              <w:rPr>
+                <w:b/>
+                <w:szCs w:val="20"/>
+              </w:rPr>
+              <w:t>préstimo</w:t>
+            </w:r>
+            <w:proofErr w:type="spellEnd"/>
+            <w:r>
+              <w:rPr>
+                <w:b/>
+                <w:szCs w:val="20"/>
+              </w:rPr>
+              <w:t>?</w:t>
             </w:r>
           </w:p>
         </w:tc>
@@ -2205,7 +3091,71 @@
                 <w:b/>
                 <w:szCs w:val="20"/>
               </w:rPr>
-              <w:t>Tem tido ideia de acabar com a vida?</w:t>
+              <w:t xml:space="preserve">Tem </w:t>
+            </w:r>
+            <w:proofErr w:type="spellStart"/>
+            <w:r>
+              <w:rPr>
+                <w:b/>
+                <w:szCs w:val="20"/>
+              </w:rPr>
+              <w:t>tido</w:t>
+            </w:r>
+            <w:proofErr w:type="spellEnd"/>
+            <w:r>
+              <w:rPr>
+                <w:b/>
+                <w:szCs w:val="20"/>
+              </w:rPr>
+              <w:t xml:space="preserve"> </w:t>
+            </w:r>
+            <w:proofErr w:type="spellStart"/>
+            <w:r>
+              <w:rPr>
+                <w:b/>
+                <w:szCs w:val="20"/>
+              </w:rPr>
+              <w:t>ideia</w:t>
+            </w:r>
+            <w:proofErr w:type="spellEnd"/>
+            <w:r>
+              <w:rPr>
+                <w:b/>
+                <w:szCs w:val="20"/>
+              </w:rPr>
+              <w:t xml:space="preserve"> de </w:t>
+            </w:r>
+            <w:proofErr w:type="spellStart"/>
+            <w:r>
+              <w:rPr>
+                <w:b/>
+                <w:szCs w:val="20"/>
+              </w:rPr>
+              <w:t>acabar</w:t>
+            </w:r>
+            <w:proofErr w:type="spellEnd"/>
+            <w:r>
+              <w:rPr>
+                <w:b/>
+                <w:szCs w:val="20"/>
+              </w:rPr>
+              <w:t xml:space="preserve"> com a </w:t>
+            </w:r>
+            <w:proofErr w:type="spellStart"/>
+            <w:r>
+              <w:rPr>
+                <w:b/>
+                <w:szCs w:val="20"/>
+              </w:rPr>
+              <w:t>vida</w:t>
+            </w:r>
+            <w:proofErr w:type="spellEnd"/>
+            <w:r>
+              <w:rPr>
+                <w:b/>
+                <w:szCs w:val="20"/>
+              </w:rPr>
+              <w:t>?</w:t>
             </w:r>
           </w:p>
         </w:tc>
@@ -2310,7 +3260,39 @@
                 <w:b/>
                 <w:szCs w:val="20"/>
               </w:rPr>
-              <w:t>Sente-se cansado(a) o tempo todo?</w:t>
+              <w:t xml:space="preserve">Sente-se </w:t>
+            </w:r>
+            <w:proofErr w:type="spellStart"/>
+            <w:r>
+              <w:rPr>
+                <w:b/>
+                <w:szCs w:val="20"/>
+              </w:rPr>
+              <w:t>cansado</w:t>
+            </w:r>
+            <w:proofErr w:type="spellEnd"/>
+            <w:r>
+              <w:rPr>
+                <w:b/>
+                <w:szCs w:val="20"/>
+              </w:rPr>
+              <w:t xml:space="preserve">(a) o tempo </w:t>
+            </w:r>
+            <w:proofErr w:type="spellStart"/>
+            <w:r>
+              <w:rPr>
+                <w:b/>
+                <w:szCs w:val="20"/>
+              </w:rPr>
+              <w:t>todo</w:t>
+            </w:r>
+            <w:proofErr w:type="spellEnd"/>
+            <w:r>
+              <w:rPr>
+                <w:b/>
+                <w:szCs w:val="20"/>
+              </w:rPr>
+              <w:t>?</w:t>
             </w:r>
           </w:p>
         </w:tc>
@@ -2415,7 +3397,55 @@
                 <w:b/>
                 <w:szCs w:val="20"/>
               </w:rPr>
-              <w:t>Tem sensações desagradáveis no estômago?</w:t>
+              <w:t xml:space="preserve">Tem </w:t>
+            </w:r>
+            <w:proofErr w:type="spellStart"/>
+            <w:r>
+              <w:rPr>
+                <w:b/>
+                <w:szCs w:val="20"/>
+              </w:rPr>
+              <w:t>sensações</w:t>
+            </w:r>
+            <w:proofErr w:type="spellEnd"/>
+            <w:r>
+              <w:rPr>
+                <w:b/>
+                <w:szCs w:val="20"/>
+              </w:rPr>
+              <w:t xml:space="preserve"> </w:t>
+            </w:r>
+            <w:proofErr w:type="spellStart"/>
+            <w:r>
+              <w:rPr>
+                <w:b/>
+                <w:szCs w:val="20"/>
+              </w:rPr>
+              <w:t>desagradáveis</w:t>
+            </w:r>
+            <w:proofErr w:type="spellEnd"/>
+            <w:r>
+              <w:rPr>
+                <w:b/>
+                <w:szCs w:val="20"/>
+              </w:rPr>
+              <w:t xml:space="preserve"> no </w:t>
+            </w:r>
+            <w:proofErr w:type="spellStart"/>
+            <w:r>
+              <w:rPr>
+                <w:b/>
+                <w:szCs w:val="20"/>
+              </w:rPr>
+              <w:t>estômago</w:t>
+            </w:r>
+            <w:proofErr w:type="spellEnd"/>
+            <w:r>
+              <w:rPr>
+                <w:b/>
+                <w:szCs w:val="20"/>
+              </w:rPr>
+              <w:t>?</w:t>
             </w:r>
           </w:p>
         </w:tc>
@@ -2515,12 +3545,37 @@
                 <w:szCs w:val="20"/>
               </w:rPr>
             </w:pPr>
-            <w:r>
-              <w:rPr>
-                <w:b/>
-                <w:szCs w:val="20"/>
-              </w:rPr>
-              <w:t>Cansa-se com facilidade?</w:t>
+            <w:proofErr w:type="spellStart"/>
+            <w:r>
+              <w:rPr>
+                <w:b/>
+                <w:szCs w:val="20"/>
+              </w:rPr>
+              <w:t>Cansa</w:t>
+            </w:r>
+            <w:proofErr w:type="spellEnd"/>
+            <w:r>
+              <w:rPr>
+                <w:b/>
+                <w:szCs w:val="20"/>
+              </w:rPr>
+              <w:t xml:space="preserve">-se com </w:t>
+            </w:r>
+            <w:proofErr w:type="spellStart"/>
+            <w:r>
+              <w:rPr>
+                <w:b/>
+                <w:szCs w:val="20"/>
+              </w:rPr>
+              <w:t>facilidade</w:t>
+            </w:r>
+            <w:proofErr w:type="spellEnd"/>
+            <w:r>
+              <w:rPr>
+                <w:b/>
+                <w:szCs w:val="20"/>
+              </w:rPr>
+              <w:t>?</w:t>
             </w:r>
           </w:p>
         </w:tc>
@@ -2651,30 +3706,6 @@
                 <w:b/>
               </w:rPr>
             </w:pPr>
-            <w:r>
-              <w:rPr>
-                <w:b/>
-                <w:sz w:val="18"/>
-                <w:szCs w:val="18"/>
-              </w:rPr>
-              <w:t xml:space="preserve">RESULTADO: </w:t>
-            </w:r>
-            <w:r>
-              <w:rPr>
-                <w:rFonts w:eastAsiaTheme="minorHAnsi" w:cs="Arial"/>
-                <w:b/>
-                <w:color w:val="000000"/>
-                <w:szCs w:val="20"/>
-                <w:lang w:val="pt-BR"/>
-              </w:rPr>
-              <w:t xml:space="preserve">Se o resultado for ≥ 7 (maior ou igual a sete respostas SIM) </w:t>
-            </w:r>
-            <w:r>
-              <w:rPr>
-                <w:b/>
-              </w:rPr>
-              <w:t>rastreamento positivo/sugestivo de transtorno mental comum</w:t>
-            </w:r>
           </w:p>
         </w:tc>
       </w:tr>
@@ -2734,7 +3765,385 @@
                 <w:iCs/>
                 <w:szCs w:val="20"/>
               </w:rPr>
-              <w:t xml:space="preserve"> SRQ-20 é instrumento de rastreamento e não estabelece diagnóstico isoladamente. A interpretação deve ser integrada à avaliação clínica. Resposta positiva ao item 17 requer avaliação clínica imediata, independentemente da pontuação total</w:t>
+              <w:t xml:space="preserve"> SRQ-20 é </w:t>
+            </w:r>
+            <w:proofErr w:type="spellStart"/>
+            <w:r>
+              <w:rPr>
+                <w:b/>
+                <w:iCs/>
+                <w:szCs w:val="20"/>
+              </w:rPr>
+              <w:t>instrumento</w:t>
+            </w:r>
+            <w:proofErr w:type="spellEnd"/>
+            <w:r>
+              <w:rPr>
+                <w:b/>
+                <w:iCs/>
+                <w:szCs w:val="20"/>
+              </w:rPr>
+              <w:t xml:space="preserve"> de </w:t>
+            </w:r>
+            <w:proofErr w:type="spellStart"/>
+            <w:r>
+              <w:rPr>
+                <w:b/>
+                <w:iCs/>
+                <w:szCs w:val="20"/>
+              </w:rPr>
+              <w:t>rastreamento</w:t>
+            </w:r>
+            <w:proofErr w:type="spellEnd"/>
+            <w:r>
+              <w:rPr>
+                <w:b/>
+                <w:iCs/>
+                <w:szCs w:val="20"/>
+              </w:rPr>
+              <w:t xml:space="preserve"> e </w:t>
+            </w:r>
+            <w:proofErr w:type="spellStart"/>
+            <w:r>
+              <w:rPr>
+                <w:b/>
+                <w:iCs/>
+                <w:szCs w:val="20"/>
+              </w:rPr>
+              <w:t>não</w:t>
+            </w:r>
+            <w:proofErr w:type="spellEnd"/>
+            <w:r>
+              <w:rPr>
+                <w:b/>
+                <w:iCs/>
+                <w:szCs w:val="20"/>
+              </w:rPr>
+              <w:t xml:space="preserve"> </w:t>
+            </w:r>
+            <w:proofErr w:type="spellStart"/>
+            <w:r>
+              <w:rPr>
+                <w:b/>
+                <w:iCs/>
+                <w:szCs w:val="20"/>
+              </w:rPr>
+              <w:t>estabelece</w:t>
+            </w:r>
+            <w:proofErr w:type="spellEnd"/>
+            <w:r>
+              <w:rPr>
+                <w:b/>
+                <w:iCs/>
+                <w:szCs w:val="20"/>
+              </w:rPr>
+              <w:t xml:space="preserve"> </w:t>
+            </w:r>
+            <w:proofErr w:type="spellStart"/>
+            <w:r>
+              <w:rPr>
+                <w:b/>
+                <w:iCs/>
+                <w:szCs w:val="20"/>
+              </w:rPr>
+              <w:t>diagnóstico</w:t>
+            </w:r>
+            <w:proofErr w:type="spellEnd"/>
+            <w:r>
+              <w:rPr>
+                <w:b/>
+                <w:iCs/>
+                <w:szCs w:val="20"/>
+              </w:rPr>
+              <w:t xml:space="preserve"> </w:t>
+            </w:r>
+            <w:proofErr w:type="spellStart"/>
+            <w:r>
+              <w:rPr>
+                <w:b/>
+                <w:iCs/>
+                <w:szCs w:val="20"/>
+              </w:rPr>
+              <w:t>isoladamente</w:t>
+            </w:r>
+            <w:proofErr w:type="spellEnd"/>
+            <w:r>
+              <w:rPr>
+                <w:b/>
+                <w:iCs/>
+                <w:szCs w:val="20"/>
+              </w:rPr>
+              <w:t xml:space="preserve">. </w:t>
+            </w:r>
+            <w:proofErr w:type="gramStart"/>
+            <w:r>
+              <w:rPr>
+                <w:b/>
+                <w:iCs/>
+                <w:szCs w:val="20"/>
+              </w:rPr>
+              <w:t>A</w:t>
+            </w:r>
+            <w:proofErr w:type="gramEnd"/>
+            <w:r>
+              <w:rPr>
+                <w:b/>
+                <w:iCs/>
+                <w:szCs w:val="20"/>
+              </w:rPr>
+              <w:t xml:space="preserve"> </w:t>
+            </w:r>
+            <w:proofErr w:type="spellStart"/>
+            <w:r>
+              <w:rPr>
+                <w:b/>
+                <w:iCs/>
+                <w:szCs w:val="20"/>
+              </w:rPr>
+              <w:t>interpretação</w:t>
+            </w:r>
+            <w:proofErr w:type="spellEnd"/>
+            <w:r>
+              <w:rPr>
+                <w:b/>
+                <w:iCs/>
+                <w:szCs w:val="20"/>
+              </w:rPr>
+              <w:t xml:space="preserve"> </w:t>
+            </w:r>
+            <w:proofErr w:type="spellStart"/>
+            <w:r>
+              <w:rPr>
+                <w:b/>
+                <w:iCs/>
+                <w:szCs w:val="20"/>
+              </w:rPr>
+              <w:t>deve</w:t>
+            </w:r>
+            <w:proofErr w:type="spellEnd"/>
+            <w:r>
+              <w:rPr>
+                <w:b/>
+                <w:iCs/>
+                <w:szCs w:val="20"/>
+              </w:rPr>
+              <w:t xml:space="preserve"> ser </w:t>
+            </w:r>
+            <w:proofErr w:type="spellStart"/>
+            <w:r>
+              <w:rPr>
+                <w:b/>
+                <w:iCs/>
+                <w:szCs w:val="20"/>
+              </w:rPr>
+              <w:t>integrada</w:t>
+            </w:r>
+            <w:proofErr w:type="spellEnd"/>
+            <w:r>
+              <w:rPr>
+                <w:b/>
+                <w:iCs/>
+                <w:szCs w:val="20"/>
+              </w:rPr>
+              <w:t xml:space="preserve"> à </w:t>
+            </w:r>
+            <w:proofErr w:type="spellStart"/>
+            <w:r>
+              <w:rPr>
+                <w:b/>
+                <w:iCs/>
+                <w:szCs w:val="20"/>
+              </w:rPr>
+              <w:t>avaliação</w:t>
+            </w:r>
+            <w:proofErr w:type="spellEnd"/>
+            <w:r>
+              <w:rPr>
+                <w:b/>
+                <w:iCs/>
+                <w:szCs w:val="20"/>
+              </w:rPr>
+              <w:t xml:space="preserve"> </w:t>
+            </w:r>
+            <w:proofErr w:type="spellStart"/>
+            <w:r>
+              <w:rPr>
+                <w:b/>
+                <w:iCs/>
+                <w:szCs w:val="20"/>
+              </w:rPr>
+              <w:t>clínica</w:t>
+            </w:r>
+            <w:proofErr w:type="spellEnd"/>
+            <w:r>
+              <w:rPr>
+                <w:b/>
+                <w:iCs/>
+                <w:szCs w:val="20"/>
+              </w:rPr>
+              <w:t xml:space="preserve">. </w:t>
+            </w:r>
+            <w:proofErr w:type="spellStart"/>
+            <w:r>
+              <w:rPr>
+                <w:b/>
+                <w:iCs/>
+                <w:szCs w:val="20"/>
+              </w:rPr>
+              <w:t>Resposta</w:t>
+            </w:r>
+            <w:proofErr w:type="spellEnd"/>
+            <w:r>
+              <w:rPr>
+                <w:b/>
+                <w:iCs/>
+                <w:szCs w:val="20"/>
+              </w:rPr>
+              <w:t xml:space="preserve"> </w:t>
+            </w:r>
+            <w:proofErr w:type="spellStart"/>
+            <w:r>
+              <w:rPr>
+                <w:b/>
+                <w:iCs/>
+                <w:szCs w:val="20"/>
+              </w:rPr>
+              <w:t>positiva</w:t>
+            </w:r>
+            <w:proofErr w:type="spellEnd"/>
+            <w:r>
+              <w:rPr>
+                <w:b/>
+                <w:iCs/>
+                <w:szCs w:val="20"/>
+              </w:rPr>
+              <w:t xml:space="preserve"> </w:t>
+            </w:r>
+            <w:proofErr w:type="spellStart"/>
+            <w:r>
+              <w:rPr>
+                <w:b/>
+                <w:iCs/>
+                <w:szCs w:val="20"/>
+              </w:rPr>
+              <w:t>ao</w:t>
+            </w:r>
+            <w:proofErr w:type="spellEnd"/>
+            <w:r>
+              <w:rPr>
+                <w:b/>
+                <w:iCs/>
+                <w:szCs w:val="20"/>
+              </w:rPr>
+              <w:t xml:space="preserve"> item 17 </w:t>
+            </w:r>
+            <w:proofErr w:type="spellStart"/>
+            <w:r>
+              <w:rPr>
+                <w:b/>
+                <w:iCs/>
+                <w:szCs w:val="20"/>
+              </w:rPr>
+              <w:t>requer</w:t>
+            </w:r>
+            <w:proofErr w:type="spellEnd"/>
+            <w:r>
+              <w:rPr>
+                <w:b/>
+                <w:iCs/>
+                <w:szCs w:val="20"/>
+              </w:rPr>
+              <w:t xml:space="preserve"> </w:t>
+            </w:r>
+            <w:proofErr w:type="spellStart"/>
+            <w:r>
+              <w:rPr>
+                <w:b/>
+                <w:iCs/>
+                <w:szCs w:val="20"/>
+              </w:rPr>
+              <w:t>avaliação</w:t>
+            </w:r>
+            <w:proofErr w:type="spellEnd"/>
+            <w:r>
+              <w:rPr>
+                <w:b/>
+                <w:iCs/>
+                <w:szCs w:val="20"/>
+              </w:rPr>
+              <w:t xml:space="preserve"> </w:t>
+            </w:r>
+            <w:proofErr w:type="spellStart"/>
+            <w:r>
+              <w:rPr>
+                <w:b/>
+                <w:iCs/>
+                <w:szCs w:val="20"/>
+              </w:rPr>
+              <w:t>clínica</w:t>
+            </w:r>
+            <w:proofErr w:type="spellEnd"/>
+            <w:r>
+              <w:rPr>
+                <w:b/>
+                <w:iCs/>
+                <w:szCs w:val="20"/>
+              </w:rPr>
+              <w:t xml:space="preserve"> </w:t>
+            </w:r>
+            <w:proofErr w:type="spellStart"/>
+            <w:r>
+              <w:rPr>
+                <w:b/>
+                <w:iCs/>
+                <w:szCs w:val="20"/>
+              </w:rPr>
+              <w:t>imediata</w:t>
+            </w:r>
+            <w:proofErr w:type="spellEnd"/>
+            <w:r>
+              <w:rPr>
+                <w:b/>
+                <w:iCs/>
+                <w:szCs w:val="20"/>
+              </w:rPr>
+              <w:t xml:space="preserve">, </w:t>
+            </w:r>
+            <w:proofErr w:type="spellStart"/>
+            <w:r>
+              <w:rPr>
+                <w:b/>
+                <w:iCs/>
+                <w:szCs w:val="20"/>
+              </w:rPr>
+              <w:t>independentemente</w:t>
+            </w:r>
+            <w:proofErr w:type="spellEnd"/>
+            <w:r>
+              <w:rPr>
+                <w:b/>
+                <w:iCs/>
+                <w:szCs w:val="20"/>
+              </w:rPr>
+              <w:t xml:space="preserve"> da </w:t>
+            </w:r>
+            <w:proofErr w:type="spellStart"/>
+            <w:r>
+              <w:rPr>
+                <w:b/>
+                <w:iCs/>
+                <w:szCs w:val="20"/>
+              </w:rPr>
+              <w:t>pontuação</w:t>
+            </w:r>
+            <w:proofErr w:type="spellEnd"/>
+            <w:r>
+              <w:rPr>
+                <w:b/>
+                <w:iCs/>
+                <w:szCs w:val="20"/>
+              </w:rPr>
+              <w:t xml:space="preserve"> total</w:t>
             </w:r>
           </w:p>
         </w:tc>
@@ -2954,6 +4363,7 @@
           <w:szCs w:val="18"/>
         </w:rPr>
       </w:pPr>
+      <w:proofErr w:type="spellStart"/>
       <w:r>
         <w:rPr>
           <w:b/>
@@ -2962,7 +4372,62 @@
           <w:sz w:val="18"/>
           <w:szCs w:val="18"/>
         </w:rPr>
-        <w:t>Referências: Organização Mundial da Saúde (SRQ); Mari JJ, Williams P. Validation of the SRQ-20 in primary care in São Paulo.</w:t>
+        <w:t>Referências</w:t>
+      </w:r>
+      <w:proofErr w:type="spellEnd"/>
+      <w:r>
+        <w:rPr>
+          <w:b/>
+          <w:bCs/>
+          <w:iCs/>
+          <w:sz w:val="18"/>
+          <w:szCs w:val="18"/>
+        </w:rPr>
+        <w:t xml:space="preserve">: </w:t>
+      </w:r>
+      <w:proofErr w:type="spellStart"/>
+      <w:r>
+        <w:rPr>
+          <w:b/>
+          <w:bCs/>
+          <w:iCs/>
+          <w:sz w:val="18"/>
+          <w:szCs w:val="18"/>
+        </w:rPr>
+        <w:t>Organização</w:t>
+      </w:r>
+      <w:proofErr w:type="spellEnd"/>
+      <w:r>
+        <w:rPr>
+          <w:b/>
+          <w:bCs/>
+          <w:iCs/>
+          <w:sz w:val="18"/>
+          <w:szCs w:val="18"/>
+        </w:rPr>
+        <w:t xml:space="preserve"> Mundial da </w:t>
+      </w:r>
+      <w:proofErr w:type="spellStart"/>
+      <w:r>
+        <w:rPr>
+          <w:b/>
+          <w:bCs/>
+          <w:iCs/>
+          <w:sz w:val="18"/>
+          <w:szCs w:val="18"/>
+        </w:rPr>
+        <w:t>Saúde</w:t>
+      </w:r>
+      <w:proofErr w:type="spellEnd"/>
+      <w:r>
+        <w:rPr>
+          <w:b/>
+          <w:bCs/>
+          <w:iCs/>
+          <w:sz w:val="18"/>
+          <w:szCs w:val="18"/>
+        </w:rPr>
+        <w:t xml:space="preserve"> (SRQ); Mari JJ, Williams P. Validation of the SRQ-20 in primary care in São Paulo.</w:t>
       </w:r>
     </w:p>
     <w:p>
@@ -3037,8 +4502,54 @@
         <w:bCs/>
         <w:sz w:val="15"/>
       </w:rPr>
-      <w:t>SRQ-20 | Documento confidencial de saúde</w:t>
+      <w:t xml:space="preserve">SRQ-20 | </w:t>
     </w:r>
+    <w:proofErr w:type="spellStart"/>
+    <w:r>
+      <w:rPr>
+        <w:b/>
+        <w:bCs/>
+        <w:sz w:val="15"/>
+      </w:rPr>
+      <w:t>Documento</w:t>
+    </w:r>
+    <w:proofErr w:type="spellEnd"/>
+    <w:r>
+      <w:rPr>
+        <w:b/>
+        <w:bCs/>
+        <w:sz w:val="15"/>
+      </w:rPr>
+      <w:t xml:space="preserve"> </w:t>
+    </w:r>
+    <w:proofErr w:type="spellStart"/>
+    <w:r>
+      <w:rPr>
+        <w:b/>
+        <w:bCs/>
+        <w:sz w:val="15"/>
+      </w:rPr>
+      <w:t>confidencial</w:t>
+    </w:r>
+    <w:proofErr w:type="spellEnd"/>
+    <w:r>
+      <w:rPr>
+        <w:b/>
+        <w:bCs/>
+        <w:sz w:val="15"/>
+      </w:rPr>
+      <w:t xml:space="preserve"> de </w:t>
+    </w:r>
+    <w:proofErr w:type="spellStart"/>
+    <w:r>
+      <w:rPr>
+        <w:b/>
+        <w:bCs/>
+        <w:sz w:val="15"/>
+      </w:rPr>
+      <w:t>saúde</w:t>
+    </w:r>
+    <w:proofErr w:type="spellEnd"/>
   </w:p>
 </w:ftr>
 </file>
